--- a/Documentation/Application Notes/Application Note - Rapid Fire Traffic Lights.docx
+++ b/Documentation/Application Notes/Application Note - Rapid Fire Traffic Lights.docx
@@ -1,6 +1,6 @@
 
 <file path=word/document.xml><?xml version="1.0" encoding="utf-8"?>
-<w:document xmlns:wpc="http://schemas.microsoft.com/office/word/2010/wordprocessingCanvas" xmlns:cx="http://schemas.microsoft.com/office/drawing/2014/chartex" xmlns:cx1="http://schemas.microsoft.com/office/drawing/2015/9/8/chartex" xmlns:cx2="http://schemas.microsoft.com/office/drawing/2015/10/21/chartex" xmlns:cx3="http://schemas.microsoft.com/office/drawing/2016/5/9/chartex" xmlns:cx4="http://schemas.microsoft.com/office/drawing/2016/5/10/chartex" xmlns:cx5="http://schemas.microsoft.com/office/drawing/2016/5/11/chartex" xmlns:cx6="http://schemas.microsoft.com/office/drawing/2016/5/12/chartex" xmlns:cx7="http://schemas.microsoft.com/office/drawing/2016/5/13/chartex" xmlns:cx8="http://schemas.microsoft.com/office/drawing/2016/5/14/chartex" xmlns:mc="http://schemas.openxmlformats.org/markup-compatibility/2006" xmlns:aink="http://schemas.microsoft.com/office/drawing/2016/ink" xmlns:am3d="http://schemas.microsoft.com/office/drawing/2017/model3d" xmlns:o="urn:schemas-microsoft-com:office:office" xmlns:oel="http://schemas.microsoft.com/office/2019/extlst" xmlns:r="http://schemas.openxmlformats.org/officeDocument/2006/relationships" xmlns:m="http://schemas.openxmlformats.org/officeDocument/2006/math" xmlns:v="urn:schemas-microsoft-com:vml" xmlns:wp14="http://schemas.microsoft.com/office/word/2010/wordprocessingDrawing" xmlns:wp="http://schemas.openxmlformats.org/drawingml/2006/wordprocessingDrawing" xmlns:w10="urn:schemas-microsoft-com:office:word" xmlns:w="http://schemas.openxmlformats.org/wordprocessingml/2006/main" xmlns:w14="http://schemas.microsoft.com/office/word/2010/wordml" xmlns:w15="http://schemas.microsoft.com/office/word/2012/wordml" xmlns:w16cex="http://schemas.microsoft.com/office/word/2018/wordml/cex" xmlns:w16cid="http://schemas.microsoft.com/office/word/2016/wordml/cid" xmlns:w16="http://schemas.microsoft.com/office/word/2018/wordml" xmlns:w16du="http://schemas.microsoft.com/office/word/2023/wordml/word16du" xmlns:w16sdtdh="http://schemas.microsoft.com/office/word/2020/wordml/sdtdatahash" xmlns:w16se="http://schemas.microsoft.com/office/word/2015/wordml/symex" xmlns:wpg="http://schemas.microsoft.com/office/word/2010/wordprocessingGroup" xmlns:wpi="http://schemas.microsoft.com/office/word/2010/wordprocessingInk" xmlns:wne="http://schemas.microsoft.com/office/word/2006/wordml" xmlns:wps="http://schemas.microsoft.com/office/word/2010/wordprocessingShape" mc:Ignorable="w14 w15 w16se w16cid w16 w16cex w16sdtdh w16du wp14">
+<w:document xmlns:wpc="http://schemas.microsoft.com/office/word/2010/wordprocessingCanvas" xmlns:cx="http://schemas.microsoft.com/office/drawing/2014/chartex" xmlns:cx1="http://schemas.microsoft.com/office/drawing/2015/9/8/chartex" xmlns:cx2="http://schemas.microsoft.com/office/drawing/2015/10/21/chartex" xmlns:cx3="http://schemas.microsoft.com/office/drawing/2016/5/9/chartex" xmlns:cx4="http://schemas.microsoft.com/office/drawing/2016/5/10/chartex" xmlns:cx5="http://schemas.microsoft.com/office/drawing/2016/5/11/chartex" xmlns:cx6="http://schemas.microsoft.com/office/drawing/2016/5/12/chartex" xmlns:cx7="http://schemas.microsoft.com/office/drawing/2016/5/13/chartex" xmlns:cx8="http://schemas.microsoft.com/office/drawing/2016/5/14/chartex" xmlns:mc="http://schemas.openxmlformats.org/markup-compatibility/2006" xmlns:aink="http://schemas.microsoft.com/office/drawing/2016/ink" xmlns:am3d="http://schemas.microsoft.com/office/drawing/2017/model3d" xmlns:o="urn:schemas-microsoft-com:office:office" xmlns:oel="http://schemas.microsoft.com/office/2019/extlst" xmlns:r="http://schemas.openxmlformats.org/officeDocument/2006/relationships" xmlns:m="http://schemas.openxmlformats.org/officeDocument/2006/math" xmlns:v="urn:schemas-microsoft-com:vml" xmlns:wp14="http://schemas.microsoft.com/office/word/2010/wordprocessingDrawing" xmlns:wp="http://schemas.openxmlformats.org/drawingml/2006/wordprocessingDrawing" xmlns:w10="urn:schemas-microsoft-com:office:word" xmlns:w="http://schemas.openxmlformats.org/wordprocessingml/2006/main" xmlns:w14="http://schemas.microsoft.com/office/word/2010/wordml" xmlns:w15="http://schemas.microsoft.com/office/word/2012/wordml" xmlns:w16cex="http://schemas.microsoft.com/office/word/2018/wordml/cex" xmlns:w16cid="http://schemas.microsoft.com/office/word/2016/wordml/cid" xmlns:w16="http://schemas.microsoft.com/office/word/2018/wordml" xmlns:w16du="http://schemas.microsoft.com/office/word/2023/wordml/word16du" xmlns:w16sdtdh="http://schemas.microsoft.com/office/word/2020/wordml/sdtdatahash" xmlns:w16sdtfl="http://schemas.microsoft.com/office/word/2024/wordml/sdtformatlock" xmlns:w16se="http://schemas.microsoft.com/office/word/2015/wordml/symex" xmlns:wpg="http://schemas.microsoft.com/office/word/2010/wordprocessingGroup" xmlns:wpi="http://schemas.microsoft.com/office/word/2010/wordprocessingInk" xmlns:wne="http://schemas.microsoft.com/office/word/2006/wordml" xmlns:wps="http://schemas.microsoft.com/office/word/2010/wordprocessingShape" mc:Ignorable="w14 w15 w16se w16cid w16 w16cex w16sdtdh w16sdtfl w16du wp14">
   <w:body>
     <w:p>
       <w:pPr>
@@ -405,7 +405,9 @@
           <w:szCs w:val="28"/>
         </w:rPr>
       </w:pPr>
-      <w:r>
+    </w:p>
+    <w:p>
+      <w:pPr>
         <w:rPr>
           <w:rFonts w:ascii="Arial" w:hAnsi="Arial" w:cs="Arial"/>
           <w:b/>
@@ -413,6 +415,82 @@
           <w:sz w:val="28"/>
           <w:szCs w:val="28"/>
         </w:rPr>
+      </w:pPr>
+      <w:r>
+        <w:rPr>
+          <w:rFonts w:ascii="Arial" w:hAnsi="Arial" w:cs="Arial"/>
+          <w:b/>
+          <w:bCs/>
+          <w:sz w:val="28"/>
+          <w:szCs w:val="28"/>
+        </w:rPr>
+        <w:drawing>
+          <wp:inline distT="0" distB="0" distL="0" distR="0" wp14:anchorId="4A681C2F" wp14:editId="0201D858">
+            <wp:extent cx="5943600" cy="2792730"/>
+            <wp:effectExtent l="0" t="0" r="0" b="1270"/>
+            <wp:docPr id="1541719763" name="Picture 1" descr="A diagram of a circuit board&#10;&#10;AI-generated content may be incorrect."/>
+            <wp:cNvGraphicFramePr>
+              <a:graphicFrameLocks xmlns:a="http://schemas.openxmlformats.org/drawingml/2006/main" noChangeAspect="1"/>
+            </wp:cNvGraphicFramePr>
+            <a:graphic xmlns:a="http://schemas.openxmlformats.org/drawingml/2006/main">
+              <a:graphicData uri="http://schemas.openxmlformats.org/drawingml/2006/picture">
+                <pic:pic xmlns:pic="http://schemas.openxmlformats.org/drawingml/2006/picture">
+                  <pic:nvPicPr>
+                    <pic:cNvPr id="1541719763" name="Picture 1" descr="A diagram of a circuit board&#10;&#10;AI-generated content may be incorrect."/>
+                    <pic:cNvPicPr/>
+                  </pic:nvPicPr>
+                  <pic:blipFill>
+                    <a:blip r:embed="rId5"/>
+                    <a:stretch>
+                      <a:fillRect/>
+                    </a:stretch>
+                  </pic:blipFill>
+                  <pic:spPr>
+                    <a:xfrm>
+                      <a:off x="0" y="0"/>
+                      <a:ext cx="5943600" cy="2792730"/>
+                    </a:xfrm>
+                    <a:prstGeom prst="rect">
+                      <a:avLst/>
+                    </a:prstGeom>
+                  </pic:spPr>
+                </pic:pic>
+              </a:graphicData>
+            </a:graphic>
+          </wp:inline>
+        </w:drawing>
+      </w:r>
+    </w:p>
+    <w:p>
+      <w:pPr>
+        <w:rPr>
+          <w:rFonts w:ascii="Arial" w:hAnsi="Arial" w:cs="Arial"/>
+          <w:b/>
+          <w:bCs/>
+          <w:sz w:val="28"/>
+          <w:szCs w:val="28"/>
+        </w:rPr>
+      </w:pPr>
+    </w:p>
+    <w:p>
+      <w:pPr>
+        <w:rPr>
+          <w:rFonts w:ascii="Arial" w:hAnsi="Arial" w:cs="Arial"/>
+          <w:b/>
+          <w:bCs/>
+          <w:sz w:val="28"/>
+          <w:szCs w:val="28"/>
+        </w:rPr>
+      </w:pPr>
+      <w:r>
+        <w:rPr>
+          <w:rFonts w:ascii="Arial" w:hAnsi="Arial" w:cs="Arial"/>
+          <w:b/>
+          <w:bCs/>
+          <w:sz w:val="28"/>
+          <w:szCs w:val="28"/>
+        </w:rPr>
+        <w:lastRenderedPageBreak/>
         <w:fldChar w:fldCharType="begin"/>
       </w:r>
       <w:r>
@@ -462,7 +540,7 @@
                     </pic:cNvPicPr>
                   </pic:nvPicPr>
                   <pic:blipFill>
-                    <a:blip r:embed="rId5">
+                    <a:blip r:embed="rId6">
                       <a:extLst>
                         <a:ext uri="{28A0092B-C50C-407E-A947-70E740481C1C}">
                           <a14:useLocalDpi xmlns:a14="http://schemas.microsoft.com/office/drawing/2010/main" val="0"/>
@@ -503,104 +581,6 @@
         </w:rPr>
         <w:fldChar w:fldCharType="end"/>
       </w:r>
-      <w:r>
-        <w:rPr>
-          <w:rFonts w:ascii="Arial" w:hAnsi="Arial" w:cs="Arial"/>
-          <w:b/>
-          <w:bCs/>
-          <w:sz w:val="28"/>
-          <w:szCs w:val="28"/>
-        </w:rPr>
-        <w:fldChar w:fldCharType="begin"/>
-      </w:r>
-      <w:r>
-        <w:rPr>
-          <w:rFonts w:ascii="Arial" w:hAnsi="Arial" w:cs="Arial"/>
-          <w:b/>
-          <w:bCs/>
-          <w:sz w:val="28"/>
-          <w:szCs w:val="28"/>
-        </w:rPr>
-        <w:instrText xml:space="preserve"> INCLUDEPICTURE "/Users/allanbrown/Library/Group Containers/UBF8T346G9.ms/WebArchiveCopyPasteTempFiles/com.microsoft.Word/page1image32703296" \* MERGEFORMATINET </w:instrText>
-      </w:r>
-      <w:r>
-        <w:rPr>
-          <w:rFonts w:ascii="Arial" w:hAnsi="Arial" w:cs="Arial"/>
-          <w:b/>
-          <w:bCs/>
-          <w:sz w:val="28"/>
-          <w:szCs w:val="28"/>
-        </w:rPr>
-        <w:fldChar w:fldCharType="separate"/>
-      </w:r>
-      <w:r>
-        <w:rPr>
-          <w:rFonts w:ascii="Arial" w:hAnsi="Arial" w:cs="Arial"/>
-          <w:b/>
-          <w:bCs/>
-          <w:noProof/>
-          <w:sz w:val="28"/>
-          <w:szCs w:val="28"/>
-        </w:rPr>
-        <w:drawing>
-          <wp:inline distT="0" distB="0" distL="0" distR="0" wp14:anchorId="7F5886D2" wp14:editId="66347FD2">
-            <wp:extent cx="5562600" cy="2921000"/>
-            <wp:effectExtent l="0" t="0" r="0" b="0"/>
-            <wp:docPr id="1021797127" name="Picture 5" descr="page1image32703296"/>
-            <wp:cNvGraphicFramePr>
-              <a:graphicFrameLocks xmlns:a="http://schemas.openxmlformats.org/drawingml/2006/main" noChangeAspect="1"/>
-            </wp:cNvGraphicFramePr>
-            <a:graphic xmlns:a="http://schemas.openxmlformats.org/drawingml/2006/main">
-              <a:graphicData uri="http://schemas.openxmlformats.org/drawingml/2006/picture">
-                <pic:pic xmlns:pic="http://schemas.openxmlformats.org/drawingml/2006/picture">
-                  <pic:nvPicPr>
-                    <pic:cNvPr id="0" name="Picture 18" descr="page1image32703296"/>
-                    <pic:cNvPicPr>
-                      <a:picLocks noChangeAspect="1" noChangeArrowheads="1"/>
-                    </pic:cNvPicPr>
-                  </pic:nvPicPr>
-                  <pic:blipFill>
-                    <a:blip r:embed="rId6">
-                      <a:extLst>
-                        <a:ext uri="{28A0092B-C50C-407E-A947-70E740481C1C}">
-                          <a14:useLocalDpi xmlns:a14="http://schemas.microsoft.com/office/drawing/2010/main" val="0"/>
-                        </a:ext>
-                      </a:extLst>
-                    </a:blip>
-                    <a:srcRect/>
-                    <a:stretch>
-                      <a:fillRect/>
-                    </a:stretch>
-                  </pic:blipFill>
-                  <pic:spPr bwMode="auto">
-                    <a:xfrm>
-                      <a:off x="0" y="0"/>
-                      <a:ext cx="5562600" cy="2921000"/>
-                    </a:xfrm>
-                    <a:prstGeom prst="rect">
-                      <a:avLst/>
-                    </a:prstGeom>
-                    <a:noFill/>
-                    <a:ln>
-                      <a:noFill/>
-                    </a:ln>
-                  </pic:spPr>
-                </pic:pic>
-              </a:graphicData>
-            </a:graphic>
-          </wp:inline>
-        </w:drawing>
-      </w:r>
-      <w:r>
-        <w:rPr>
-          <w:rFonts w:ascii="Arial" w:hAnsi="Arial" w:cs="Arial"/>
-          <w:b/>
-          <w:bCs/>
-          <w:sz w:val="28"/>
-          <w:szCs w:val="28"/>
-        </w:rPr>
-        <w:fldChar w:fldCharType="end"/>
-      </w:r>
     </w:p>
     <w:p>
       <w:pPr>
@@ -620,7 +600,6 @@
           <w:sz w:val="28"/>
           <w:szCs w:val="28"/>
         </w:rPr>
-        <w:lastRenderedPageBreak/>
         <w:t xml:space="preserve">Circuit Diagram The components are available from Amazon </w:t>
       </w:r>
     </w:p>
@@ -891,7 +870,7 @@
 </file>
 
 <file path=word/numbering.xml><?xml version="1.0" encoding="utf-8"?>
-<w:numbering xmlns:wpc="http://schemas.microsoft.com/office/word/2010/wordprocessingCanvas" xmlns:cx="http://schemas.microsoft.com/office/drawing/2014/chartex" xmlns:cx1="http://schemas.microsoft.com/office/drawing/2015/9/8/chartex" xmlns:cx2="http://schemas.microsoft.com/office/drawing/2015/10/21/chartex" xmlns:cx3="http://schemas.microsoft.com/office/drawing/2016/5/9/chartex" xmlns:cx4="http://schemas.microsoft.com/office/drawing/2016/5/10/chartex" xmlns:cx5="http://schemas.microsoft.com/office/drawing/2016/5/11/chartex" xmlns:cx6="http://schemas.microsoft.com/office/drawing/2016/5/12/chartex" xmlns:cx7="http://schemas.microsoft.com/office/drawing/2016/5/13/chartex" xmlns:cx8="http://schemas.microsoft.com/office/drawing/2016/5/14/chartex" xmlns:mc="http://schemas.openxmlformats.org/markup-compatibility/2006" xmlns:aink="http://schemas.microsoft.com/office/drawing/2016/ink" xmlns:am3d="http://schemas.microsoft.com/office/drawing/2017/model3d" xmlns:o="urn:schemas-microsoft-com:office:office" xmlns:oel="http://schemas.microsoft.com/office/2019/extlst" xmlns:r="http://schemas.openxmlformats.org/officeDocument/2006/relationships" xmlns:m="http://schemas.openxmlformats.org/officeDocument/2006/math" xmlns:v="urn:schemas-microsoft-com:vml" xmlns:wp14="http://schemas.microsoft.com/office/word/2010/wordprocessingDrawing" xmlns:wp="http://schemas.openxmlformats.org/drawingml/2006/wordprocessingDrawing" xmlns:w10="urn:schemas-microsoft-com:office:word" xmlns:w="http://schemas.openxmlformats.org/wordprocessingml/2006/main" xmlns:w14="http://schemas.microsoft.com/office/word/2010/wordml" xmlns:w15="http://schemas.microsoft.com/office/word/2012/wordml" xmlns:w16cex="http://schemas.microsoft.com/office/word/2018/wordml/cex" xmlns:w16cid="http://schemas.microsoft.com/office/word/2016/wordml/cid" xmlns:w16="http://schemas.microsoft.com/office/word/2018/wordml" xmlns:w16du="http://schemas.microsoft.com/office/word/2023/wordml/word16du" xmlns:w16sdtdh="http://schemas.microsoft.com/office/word/2020/wordml/sdtdatahash" xmlns:w16se="http://schemas.microsoft.com/office/word/2015/wordml/symex" xmlns:wpg="http://schemas.microsoft.com/office/word/2010/wordprocessingGroup" xmlns:wpi="http://schemas.microsoft.com/office/word/2010/wordprocessingInk" xmlns:wne="http://schemas.microsoft.com/office/word/2006/wordml" xmlns:wps="http://schemas.microsoft.com/office/word/2010/wordprocessingShape" mc:Ignorable="w14 w15 w16se w16cid w16 w16cex w16sdtdh w16du wp14">
+<w:numbering xmlns:wpc="http://schemas.microsoft.com/office/word/2010/wordprocessingCanvas" xmlns:cx="http://schemas.microsoft.com/office/drawing/2014/chartex" xmlns:cx1="http://schemas.microsoft.com/office/drawing/2015/9/8/chartex" xmlns:cx2="http://schemas.microsoft.com/office/drawing/2015/10/21/chartex" xmlns:cx3="http://schemas.microsoft.com/office/drawing/2016/5/9/chartex" xmlns:cx4="http://schemas.microsoft.com/office/drawing/2016/5/10/chartex" xmlns:cx5="http://schemas.microsoft.com/office/drawing/2016/5/11/chartex" xmlns:cx6="http://schemas.microsoft.com/office/drawing/2016/5/12/chartex" xmlns:cx7="http://schemas.microsoft.com/office/drawing/2016/5/13/chartex" xmlns:cx8="http://schemas.microsoft.com/office/drawing/2016/5/14/chartex" xmlns:mc="http://schemas.openxmlformats.org/markup-compatibility/2006" xmlns:aink="http://schemas.microsoft.com/office/drawing/2016/ink" xmlns:am3d="http://schemas.microsoft.com/office/drawing/2017/model3d" xmlns:o="urn:schemas-microsoft-com:office:office" xmlns:oel="http://schemas.microsoft.com/office/2019/extlst" xmlns:r="http://schemas.openxmlformats.org/officeDocument/2006/relationships" xmlns:m="http://schemas.openxmlformats.org/officeDocument/2006/math" xmlns:v="urn:schemas-microsoft-com:vml" xmlns:wp14="http://schemas.microsoft.com/office/word/2010/wordprocessingDrawing" xmlns:wp="http://schemas.openxmlformats.org/drawingml/2006/wordprocessingDrawing" xmlns:w10="urn:schemas-microsoft-com:office:word" xmlns:w="http://schemas.openxmlformats.org/wordprocessingml/2006/main" xmlns:w14="http://schemas.microsoft.com/office/word/2010/wordml" xmlns:w15="http://schemas.microsoft.com/office/word/2012/wordml" xmlns:w16cex="http://schemas.microsoft.com/office/word/2018/wordml/cex" xmlns:w16cid="http://schemas.microsoft.com/office/word/2016/wordml/cid" xmlns:w16="http://schemas.microsoft.com/office/word/2018/wordml" xmlns:w16du="http://schemas.microsoft.com/office/word/2023/wordml/word16du" xmlns:w16sdtdh="http://schemas.microsoft.com/office/word/2020/wordml/sdtdatahash" xmlns:w16sdtfl="http://schemas.microsoft.com/office/word/2024/wordml/sdtformatlock" xmlns:w16se="http://schemas.microsoft.com/office/word/2015/wordml/symex" xmlns:wpg="http://schemas.microsoft.com/office/word/2010/wordprocessingGroup" xmlns:wpi="http://schemas.microsoft.com/office/word/2010/wordprocessingInk" xmlns:wne="http://schemas.microsoft.com/office/word/2006/wordml" xmlns:wps="http://schemas.microsoft.com/office/word/2010/wordprocessingShape" mc:Ignorable="w14 w15 w16se w16cid w16 w16cex w16sdtdh w16sdtfl w16du wp14">
   <w:abstractNum w:abstractNumId="0" w15:restartNumberingAfterBreak="0">
     <w:nsid w:val="007C384C"/>
     <w:multiLevelType w:val="hybridMultilevel"/>
@@ -2476,7 +2455,7 @@
 </file>
 
 <file path=word/styles.xml><?xml version="1.0" encoding="utf-8"?>
-<w:styles xmlns:mc="http://schemas.openxmlformats.org/markup-compatibility/2006" xmlns:r="http://schemas.openxmlformats.org/officeDocument/2006/relationships" xmlns:w="http://schemas.openxmlformats.org/wordprocessingml/2006/main" xmlns:w14="http://schemas.microsoft.com/office/word/2010/wordml" xmlns:w15="http://schemas.microsoft.com/office/word/2012/wordml" xmlns:w16cex="http://schemas.microsoft.com/office/word/2018/wordml/cex" xmlns:w16cid="http://schemas.microsoft.com/office/word/2016/wordml/cid" xmlns:w16="http://schemas.microsoft.com/office/word/2018/wordml" xmlns:w16du="http://schemas.microsoft.com/office/word/2023/wordml/word16du" xmlns:w16sdtdh="http://schemas.microsoft.com/office/word/2020/wordml/sdtdatahash" xmlns:w16se="http://schemas.microsoft.com/office/word/2015/wordml/symex" mc:Ignorable="w14 w15 w16se w16cid w16 w16cex w16sdtdh w16du">
+<w:styles xmlns:mc="http://schemas.openxmlformats.org/markup-compatibility/2006" xmlns:r="http://schemas.openxmlformats.org/officeDocument/2006/relationships" xmlns:w="http://schemas.openxmlformats.org/wordprocessingml/2006/main" xmlns:w14="http://schemas.microsoft.com/office/word/2010/wordml" xmlns:w15="http://schemas.microsoft.com/office/word/2012/wordml" xmlns:w16cex="http://schemas.microsoft.com/office/word/2018/wordml/cex" xmlns:w16cid="http://schemas.microsoft.com/office/word/2016/wordml/cid" xmlns:w16="http://schemas.microsoft.com/office/word/2018/wordml" xmlns:w16du="http://schemas.microsoft.com/office/word/2023/wordml/word16du" xmlns:w16sdtdh="http://schemas.microsoft.com/office/word/2020/wordml/sdtdatahash" xmlns:w16sdtfl="http://schemas.microsoft.com/office/word/2024/wordml/sdtformatlock" xmlns:w16se="http://schemas.microsoft.com/office/word/2015/wordml/symex" mc:Ignorable="w14 w15 w16se w16cid w16 w16cex w16sdtdh w16sdtfl w16du">
   <w:docDefaults>
     <w:rPrDefault>
       <w:rPr>
